--- a/Semester 2/Client Project Idea_no AWS.docx
+++ b/Semester 2/Client Project Idea_no AWS.docx
@@ -4,7 +4,7 @@
   <w:body>
     <w:p>
       <w:r>
-        <w:t>I want to learn from the following plan, does it include enough AWS basics for entry level position? Here's the plan: 1. Client &amp; Project Organizer – "</w:t>
+        <w:t>Here's the plan: 1. Client &amp; Project Organizer – "</w:t>
       </w:r>
       <w:proofErr w:type="spellStart"/>
       <w:r>
@@ -218,255 +218,34 @@
         <w:t xml:space="preserve"> (choose one backend stack)</w:t>
       </w:r>
       <w:r>
-        <w:t xml:space="preserve"> –Feedback: these are frameworks, research which is best</w:t>
-      </w:r>
-    </w:p>
-    <w:p>
-      <w:proofErr w:type="gramStart"/>
-      <w:r>
-        <w:t>o</w:t>
-      </w:r>
-      <w:proofErr w:type="gramEnd"/>
-      <w:r>
-        <w:tab/>
-      </w:r>
-      <w:proofErr w:type="spellStart"/>
-      <w:r>
-        <w:t>Git</w:t>
-      </w:r>
-      <w:proofErr w:type="spellEnd"/>
-      <w:r>
-        <w:t xml:space="preserve"> &amp; GitHub basics for version control</w:t>
-      </w:r>
-    </w:p>
-    <w:p>
-      <w:r>
-        <w:t>•</w:t>
-      </w:r>
-      <w:r>
-        <w:tab/>
-        <w:t>Doing:</w:t>
-      </w:r>
-    </w:p>
-    <w:p>
-      <w:proofErr w:type="gramStart"/>
-      <w:r>
-        <w:lastRenderedPageBreak/>
-        <w:t>o</w:t>
-      </w:r>
-      <w:proofErr w:type="gramEnd"/>
-      <w:r>
-        <w:tab/>
-        <w:t>Set up GitHub repo &amp; README</w:t>
-      </w:r>
-    </w:p>
-    <w:p>
-      <w:proofErr w:type="gramStart"/>
-      <w:r>
-        <w:t>o</w:t>
-      </w:r>
-      <w:proofErr w:type="gramEnd"/>
-      <w:r>
-        <w:tab/>
-        <w:t>Initialize backend project with framework boilerplate</w:t>
-      </w:r>
-    </w:p>
-    <w:p>
-      <w:proofErr w:type="gramStart"/>
-      <w:r>
-        <w:t>o</w:t>
-      </w:r>
-      <w:proofErr w:type="gramEnd"/>
-      <w:r>
-        <w:tab/>
-        <w:t>Install essential dev tools (DB client)</w:t>
-      </w:r>
-      <w:r>
-        <w:t xml:space="preserve"> – Feedback: Postman is too large to learn in 3 months &amp; dedicated roles</w:t>
-      </w:r>
-    </w:p>
-    <w:p>
-      <w:r>
-        <w:t>•</w:t>
-      </w:r>
-      <w:r>
-        <w:tab/>
-        <w:t>Deliverable:</w:t>
-      </w:r>
-    </w:p>
-    <w:p>
-      <w:proofErr w:type="gramStart"/>
-      <w:r>
-        <w:t>o</w:t>
-      </w:r>
-      <w:proofErr w:type="gramEnd"/>
-      <w:r>
-        <w:tab/>
-        <w:t>GitHub repo with README, environment setup guide, and “Hello World” API endpoint</w:t>
-      </w:r>
-    </w:p>
-    <w:p>
-      <w:r>
-        <w:t>________________________________________</w:t>
-      </w:r>
-    </w:p>
-    <w:p>
-      <w:r>
-        <w:t>Week 2 – Requirements &amp; Database Design</w:t>
-      </w:r>
-    </w:p>
-    <w:p>
-      <w:r>
-        <w:t>•</w:t>
-      </w:r>
-      <w:r>
-        <w:tab/>
-        <w:t>Learning:</w:t>
-      </w:r>
-    </w:p>
-    <w:p>
-      <w:proofErr w:type="gramStart"/>
-      <w:r>
-        <w:t>o</w:t>
-      </w:r>
-      <w:proofErr w:type="gramEnd"/>
-      <w:r>
-        <w:tab/>
-        <w:t>How to design relational databases (tables, relationships, primary/foreign keys)</w:t>
-      </w:r>
-    </w:p>
-    <w:p>
-      <w:proofErr w:type="gramStart"/>
-      <w:r>
-        <w:t>o</w:t>
-      </w:r>
-      <w:proofErr w:type="gramEnd"/>
-      <w:r>
-        <w:tab/>
-        <w:t>ERD (Entity-Relationship Diagram) basics</w:t>
-      </w:r>
-    </w:p>
-    <w:p>
-      <w:r>
-        <w:t>•</w:t>
-      </w:r>
-      <w:r>
-        <w:tab/>
-        <w:t>Doing:</w:t>
-      </w:r>
-    </w:p>
-    <w:p>
-      <w:proofErr w:type="gramStart"/>
-      <w:r>
-        <w:t>o</w:t>
-      </w:r>
-      <w:proofErr w:type="gramEnd"/>
-      <w:r>
-        <w:tab/>
-        <w:t>Gather feature list for MVP (users, clients, projects, tasks, notes)</w:t>
-      </w:r>
-    </w:p>
-    <w:p>
-      <w:proofErr w:type="gramStart"/>
-      <w:r>
-        <w:t>o</w:t>
-      </w:r>
-      <w:proofErr w:type="gramEnd"/>
-      <w:r>
-        <w:tab/>
-        <w:t>Draw ERD for database</w:t>
-      </w:r>
-    </w:p>
-    <w:p>
-      <w:proofErr w:type="gramStart"/>
-      <w:r>
-        <w:t>o</w:t>
-      </w:r>
-      <w:proofErr w:type="gramEnd"/>
-      <w:r>
-        <w:tab/>
-        <w:t>Set up local database (</w:t>
+        <w:t xml:space="preserve"> </w:t>
       </w:r>
       <w:r>
         <w:rPr>
           <w:color w:val="FF0000"/>
         </w:rPr>
-        <w:t>PostgreSQL/MySQL</w:t>
-      </w:r>
-      <w:r>
-        <w:t>)</w:t>
-      </w:r>
-      <w:r>
-        <w:t xml:space="preserve"> Feedback: not using PostgreSQL, suggest SQL lite</w:t>
-      </w:r>
-    </w:p>
-    <w:p>
-      <w:r>
-        <w:t>•</w:t>
-      </w:r>
-      <w:r>
-        <w:tab/>
-        <w:t>Deliverable:</w:t>
-      </w:r>
-    </w:p>
-    <w:p>
-      <w:proofErr w:type="gramStart"/>
-      <w:r>
-        <w:t>o</w:t>
-      </w:r>
-      <w:proofErr w:type="gramEnd"/>
-      <w:r>
-        <w:tab/>
-        <w:t>ERD diagram + database schema script in repo</w:t>
-      </w:r>
-    </w:p>
-    <w:p>
-      <w:r>
-        <w:t>________________________________________</w:t>
-      </w:r>
-    </w:p>
-    <w:p>
-      <w:r>
-        <w:t>Week 3 – User Authentication</w:t>
-      </w:r>
-    </w:p>
-    <w:p>
-      <w:r>
-        <w:t>•</w:t>
-      </w:r>
-      <w:r>
-        <w:tab/>
-        <w:t>Learning:</w:t>
-      </w:r>
-    </w:p>
-    <w:p>
-      <w:proofErr w:type="gramStart"/>
-      <w:r>
-        <w:t>o</w:t>
-      </w:r>
-      <w:proofErr w:type="gramEnd"/>
-      <w:r>
-        <w:tab/>
-        <w:t>How JWT (JSON Web Tokens) or session-based authentication works</w:t>
-      </w:r>
-    </w:p>
-    <w:p>
-      <w:proofErr w:type="gramStart"/>
-      <w:r>
-        <w:t>o</w:t>
-      </w:r>
-      <w:proofErr w:type="gramEnd"/>
-      <w:r>
-        <w:tab/>
-        <w:t>Security best practices for storing passwords (</w:t>
+        <w:t>–Feedback</w:t>
+      </w:r>
+      <w:r>
+        <w:t>: these are frameworks, research which is best</w:t>
+      </w:r>
+    </w:p>
+    <w:p>
+      <w:proofErr w:type="gramStart"/>
+      <w:r>
+        <w:t>o</w:t>
+      </w:r>
+      <w:proofErr w:type="gramEnd"/>
+      <w:r>
+        <w:tab/>
       </w:r>
       <w:proofErr w:type="spellStart"/>
       <w:r>
-        <w:t>bcrypt</w:t>
+        <w:t>Git</w:t>
       </w:r>
       <w:proofErr w:type="spellEnd"/>
       <w:r>
-        <w:t xml:space="preserve"> hashing)</w:t>
+        <w:t xml:space="preserve"> &amp; GitHub basics for version control</w:t>
       </w:r>
     </w:p>
     <w:p>
@@ -481,23 +260,24 @@
     <w:p>
       <w:proofErr w:type="gramStart"/>
       <w:r>
-        <w:t>o</w:t>
-      </w:r>
-      <w:proofErr w:type="gramEnd"/>
-      <w:r>
-        <w:tab/>
-        <w:t>Implement user registration &amp; login API</w:t>
-      </w:r>
-    </w:p>
-    <w:p>
-      <w:proofErr w:type="gramStart"/>
-      <w:r>
-        <w:t>o</w:t>
-      </w:r>
-      <w:proofErr w:type="gramEnd"/>
-      <w:r>
-        <w:tab/>
-        <w:t>Store passwords securely</w:t>
+        <w:lastRenderedPageBreak/>
+        <w:t>o</w:t>
+      </w:r>
+      <w:proofErr w:type="gramEnd"/>
+      <w:r>
+        <w:tab/>
+        <w:t>Set up GitHub repo &amp; README</w:t>
+      </w:r>
+    </w:p>
+    <w:p>
+      <w:proofErr w:type="gramStart"/>
+      <w:r>
+        <w:t>o</w:t>
+      </w:r>
+      <w:proofErr w:type="gramEnd"/>
+      <w:r>
+        <w:tab/>
+        <w:t>Initialize backend project with framework boilerplate</w:t>
       </w:r>
     </w:p>
     <w:p>
@@ -513,19 +293,18 @@
       <w:proofErr w:type="gramEnd"/>
       <w:r>
         <w:tab/>
-        <w:t xml:space="preserve">Test authentication endpoints with </w:t>
       </w:r>
       <w:r>
         <w:rPr>
           <w:color w:val="FF0000"/>
         </w:rPr>
-        <w:t>Postman</w:t>
+        <w:t>Install essential dev tools (DB client)</w:t>
       </w:r>
       <w:r>
         <w:rPr>
           <w:color w:val="FF0000"/>
         </w:rPr>
-        <w:t xml:space="preserve"> – Feedback: not using Postman</w:t>
+        <w:t xml:space="preserve"> – Feedback: Postman is too large to learn in 3 months &amp; dedicated roles</w:t>
       </w:r>
     </w:p>
     <w:p>
@@ -545,15 +324,7 @@
       <w:proofErr w:type="gramEnd"/>
       <w:r>
         <w:tab/>
-        <w:t xml:space="preserve">Working </w:t>
-      </w:r>
-      <w:proofErr w:type="spellStart"/>
-      <w:r>
-        <w:t>auth</w:t>
-      </w:r>
-      <w:proofErr w:type="spellEnd"/>
-      <w:r>
-        <w:t xml:space="preserve"> endpoints with documentation in README</w:t>
+        <w:t>GitHub repo with README, environment setup guide, and “Hello World” API endpoint</w:t>
       </w:r>
     </w:p>
     <w:p>
@@ -563,8 +334,7 @@
     </w:p>
     <w:p>
       <w:r>
-        <w:lastRenderedPageBreak/>
-        <w:t>Week 4 – Client Management CRUD</w:t>
+        <w:t>Week 2 – Requirements &amp; Database Design</w:t>
       </w:r>
     </w:p>
     <w:p>
@@ -584,18 +354,18 @@
       <w:proofErr w:type="gramEnd"/>
       <w:r>
         <w:tab/>
-        <w:t>RESTful API design principles (GET, POST, PUT, DELETE)</w:t>
-      </w:r>
-    </w:p>
-    <w:p>
-      <w:proofErr w:type="gramStart"/>
-      <w:r>
-        <w:t>o</w:t>
-      </w:r>
-      <w:proofErr w:type="gramEnd"/>
-      <w:r>
-        <w:tab/>
-        <w:t>CRUD patterns with database integration</w:t>
+        <w:t>How to design relational databases (tables, relationships, primary/foreign keys)</w:t>
+      </w:r>
+    </w:p>
+    <w:p>
+      <w:proofErr w:type="gramStart"/>
+      <w:r>
+        <w:t>o</w:t>
+      </w:r>
+      <w:proofErr w:type="gramEnd"/>
+      <w:r>
+        <w:tab/>
+        <w:t>ERD (Entity-Relationship Diagram) basics</w:t>
       </w:r>
     </w:p>
     <w:p>
@@ -615,856 +385,1112 @@
       <w:proofErr w:type="gramEnd"/>
       <w:r>
         <w:tab/>
-        <w:t>Create API endpoints for client records (name, contact info, notes)</w:t>
-      </w:r>
-    </w:p>
-    <w:p>
-      <w:proofErr w:type="gramStart"/>
-      <w:r>
-        <w:t>o</w:t>
-      </w:r>
-      <w:proofErr w:type="gramEnd"/>
-      <w:r>
-        <w:tab/>
-        <w:t>Validate inputs &amp; handle errors</w:t>
-      </w:r>
-    </w:p>
-    <w:p>
-      <w:r>
-        <w:t>•</w:t>
-      </w:r>
-      <w:r>
-        <w:tab/>
-        <w:t>Deliverable:</w:t>
-      </w:r>
-    </w:p>
-    <w:p>
-      <w:proofErr w:type="gramStart"/>
-      <w:r>
-        <w:t>o</w:t>
-      </w:r>
-      <w:proofErr w:type="gramEnd"/>
-      <w:r>
-        <w:tab/>
-        <w:t>API endpoints for managing clients, documented in README</w:t>
-      </w:r>
-    </w:p>
-    <w:p>
-      <w:r>
-        <w:t>________________________________________</w:t>
-      </w:r>
-    </w:p>
-    <w:p>
-      <w:r>
-        <w:t>Week 5 – Project Management CRUD</w:t>
-      </w:r>
-    </w:p>
-    <w:p>
-      <w:r>
-        <w:t>•</w:t>
-      </w:r>
-      <w:r>
-        <w:tab/>
-        <w:t>Learning:</w:t>
-      </w:r>
-    </w:p>
-    <w:p>
-      <w:proofErr w:type="gramStart"/>
-      <w:r>
-        <w:t>o</w:t>
-      </w:r>
-      <w:proofErr w:type="gramEnd"/>
-      <w:r>
-        <w:tab/>
-        <w:t>Foreign key relationships in SQL</w:t>
-      </w:r>
-    </w:p>
-    <w:p>
-      <w:proofErr w:type="gramStart"/>
-      <w:r>
-        <w:t>o</w:t>
-      </w:r>
-      <w:proofErr w:type="gramEnd"/>
-      <w:r>
-        <w:tab/>
-        <w:t>Querying joined data</w:t>
-      </w:r>
-    </w:p>
-    <w:p>
-      <w:r>
-        <w:t>•</w:t>
-      </w:r>
-      <w:r>
-        <w:tab/>
-        <w:t>Doing:</w:t>
-      </w:r>
-    </w:p>
-    <w:p>
-      <w:proofErr w:type="gramStart"/>
-      <w:r>
-        <w:t>o</w:t>
-      </w:r>
-      <w:proofErr w:type="gramEnd"/>
-      <w:r>
-        <w:tab/>
-        <w:t>Create endpoints for projects linked to clients</w:t>
-      </w:r>
-    </w:p>
-    <w:p>
-      <w:proofErr w:type="gramStart"/>
-      <w:r>
-        <w:t>o</w:t>
-      </w:r>
-      <w:proofErr w:type="gramEnd"/>
-      <w:r>
-        <w:tab/>
-        <w:t>Add filtering (projects by client)</w:t>
-      </w:r>
-    </w:p>
-    <w:p>
-      <w:r>
-        <w:t>•</w:t>
-      </w:r>
-      <w:r>
-        <w:tab/>
-        <w:t>Deliverable:</w:t>
-      </w:r>
-    </w:p>
-    <w:p>
-      <w:proofErr w:type="gramStart"/>
-      <w:r>
-        <w:t>o</w:t>
-      </w:r>
-      <w:proofErr w:type="gramEnd"/>
-      <w:r>
-        <w:tab/>
-        <w:t>Fully working project management API linked to clients</w:t>
-      </w:r>
-    </w:p>
-    <w:p>
-      <w:r>
-        <w:t>________________________________________</w:t>
-      </w:r>
-    </w:p>
-    <w:p>
-      <w:r>
-        <w:t>Week 6 – Task &amp; Notes Management</w:t>
-      </w:r>
-    </w:p>
-    <w:p>
-      <w:r>
-        <w:t>•</w:t>
-      </w:r>
-      <w:r>
-        <w:tab/>
-        <w:t>Learning:</w:t>
-      </w:r>
-    </w:p>
-    <w:p>
-      <w:proofErr w:type="gramStart"/>
-      <w:r>
-        <w:t>o</w:t>
-      </w:r>
-      <w:proofErr w:type="gramEnd"/>
-      <w:r>
-        <w:tab/>
-        <w:t>Data modeling for nested resources (tasks inside projects)</w:t>
-      </w:r>
-    </w:p>
-    <w:p>
-      <w:proofErr w:type="gramStart"/>
-      <w:r>
-        <w:t>o</w:t>
-      </w:r>
-      <w:proofErr w:type="gramEnd"/>
-      <w:r>
-        <w:tab/>
-        <w:t xml:space="preserve">Using query </w:t>
-      </w:r>
-      <w:proofErr w:type="spellStart"/>
-      <w:r>
-        <w:t>params</w:t>
-      </w:r>
-      <w:proofErr w:type="spellEnd"/>
-      <w:r>
-        <w:t xml:space="preserve"> for filtering</w:t>
-      </w:r>
-    </w:p>
-    <w:p>
-      <w:r>
-        <w:t>•</w:t>
-      </w:r>
-      <w:r>
-        <w:tab/>
-        <w:t>Doing:</w:t>
-      </w:r>
-    </w:p>
-    <w:p>
-      <w:proofErr w:type="gramStart"/>
-      <w:r>
-        <w:t>o</w:t>
-      </w:r>
-      <w:proofErr w:type="gramEnd"/>
-      <w:r>
-        <w:tab/>
-        <w:t>Add endpoints for tasks &amp; notes linked to projects</w:t>
-      </w:r>
-    </w:p>
-    <w:p>
-      <w:proofErr w:type="gramStart"/>
-      <w:r>
-        <w:t>o</w:t>
-      </w:r>
-      <w:proofErr w:type="gramEnd"/>
-      <w:r>
-        <w:tab/>
-        <w:t>Implement task status updates (pending, in progress, done)</w:t>
-      </w:r>
-    </w:p>
-    <w:p>
-      <w:r>
-        <w:t>•</w:t>
-      </w:r>
-      <w:r>
-        <w:tab/>
-        <w:t>Deliverable:</w:t>
-      </w:r>
-    </w:p>
-    <w:p>
-      <w:proofErr w:type="gramStart"/>
-      <w:r>
-        <w:t>o</w:t>
-      </w:r>
-      <w:proofErr w:type="gramEnd"/>
-      <w:r>
-        <w:tab/>
-        <w:t>Working task &amp; notes API, documented with examples</w:t>
-      </w:r>
-    </w:p>
-    <w:p>
-      <w:r>
-        <w:lastRenderedPageBreak/>
-        <w:t>________________________________________</w:t>
-      </w:r>
-    </w:p>
-    <w:p>
-      <w:r>
-        <w:t>Week 7 – Basic Dashboard Endpoint</w:t>
-      </w:r>
-    </w:p>
-    <w:p>
-      <w:r>
-        <w:t>•</w:t>
-      </w:r>
-      <w:r>
-        <w:tab/>
-        <w:t>Learning:</w:t>
-      </w:r>
-    </w:p>
-    <w:p>
-      <w:proofErr w:type="gramStart"/>
-      <w:r>
-        <w:t>o</w:t>
-      </w:r>
-      <w:proofErr w:type="gramEnd"/>
-      <w:r>
-        <w:tab/>
-        <w:t>Aggregation queries (COUNT, SUM, GROUP BY) in SQL</w:t>
-      </w:r>
-    </w:p>
-    <w:p>
-      <w:proofErr w:type="gramStart"/>
-      <w:r>
-        <w:t>o</w:t>
-      </w:r>
-      <w:proofErr w:type="gramEnd"/>
-      <w:r>
-        <w:tab/>
-        <w:t>Designing summary endpoints</w:t>
-      </w:r>
-    </w:p>
-    <w:p>
-      <w:r>
-        <w:t>•</w:t>
-      </w:r>
-      <w:r>
-        <w:tab/>
-        <w:t>Doing:</w:t>
-      </w:r>
-    </w:p>
-    <w:p>
-      <w:proofErr w:type="gramStart"/>
-      <w:r>
-        <w:t>o</w:t>
-      </w:r>
-      <w:proofErr w:type="gramEnd"/>
-      <w:r>
-        <w:tab/>
-        <w:t>Create API endpoint to fetch dashboard summary (total clients, projects, tasks completed)</w:t>
-      </w:r>
-    </w:p>
-    <w:p>
-      <w:r>
-        <w:t>•</w:t>
-      </w:r>
-      <w:r>
-        <w:tab/>
-        <w:t>Deliverable:</w:t>
-      </w:r>
-    </w:p>
-    <w:p>
-      <w:proofErr w:type="gramStart"/>
-      <w:r>
-        <w:t>o</w:t>
-      </w:r>
-      <w:proofErr w:type="gramEnd"/>
-      <w:r>
-        <w:tab/>
-        <w:t>/dashboard endpoint returning summary stats in JSON</w:t>
-      </w:r>
-    </w:p>
-    <w:p>
-      <w:r>
-        <w:t>________________________________________</w:t>
-      </w:r>
-    </w:p>
-    <w:p>
-      <w:r>
-        <w:t>Week 8 – File Uploads &amp; Storage</w:t>
-      </w:r>
-    </w:p>
-    <w:p>
-      <w:r>
-        <w:t>•</w:t>
-      </w:r>
-      <w:r>
-        <w:tab/>
-        <w:t>Learning:</w:t>
-      </w:r>
-    </w:p>
-    <w:p>
-      <w:proofErr w:type="gramStart"/>
-      <w:r>
-        <w:t>o</w:t>
-      </w:r>
-      <w:proofErr w:type="gramEnd"/>
-      <w:r>
-        <w:tab/>
-        <w:t>Handling file uploads in backend</w:t>
-      </w:r>
-    </w:p>
-    <w:p>
-      <w:proofErr w:type="gramStart"/>
-      <w:r>
-        <w:t>o</w:t>
-      </w:r>
-      <w:proofErr w:type="gramEnd"/>
-      <w:r>
-        <w:tab/>
-        <w:t>Storing files locally vs</w:t>
-      </w:r>
-      <w:r>
-        <w:rPr>
-          <w:color w:val="FF0000"/>
-        </w:rPr>
-        <w:t>. cloud storage (AWS S3 basics)</w:t>
-      </w:r>
-      <w:r>
-        <w:rPr>
-          <w:color w:val="FF0000"/>
-        </w:rPr>
-        <w:t xml:space="preserve"> – feedback: no AWS</w:t>
-      </w:r>
-    </w:p>
-    <w:p>
-      <w:r>
-        <w:t>•</w:t>
-      </w:r>
-      <w:r>
-        <w:tab/>
-        <w:t>Doing:</w:t>
-      </w:r>
-    </w:p>
-    <w:p>
-      <w:proofErr w:type="gramStart"/>
-      <w:r>
-        <w:t>o</w:t>
-      </w:r>
-      <w:proofErr w:type="gramEnd"/>
-      <w:r>
-        <w:tab/>
-        <w:t>Allow users to upload documents/images to projects</w:t>
-      </w:r>
-    </w:p>
-    <w:p>
-      <w:proofErr w:type="gramStart"/>
-      <w:r>
-        <w:t>o</w:t>
-      </w:r>
-      <w:proofErr w:type="gramEnd"/>
-      <w:r>
-        <w:tab/>
-        <w:t>Store &amp; retrieve file URLs from database</w:t>
-      </w:r>
-    </w:p>
-    <w:p>
-      <w:r>
-        <w:t>•</w:t>
-      </w:r>
-      <w:r>
-        <w:tab/>
-        <w:t>Deliverable:</w:t>
-      </w:r>
-    </w:p>
-    <w:p>
-      <w:proofErr w:type="gramStart"/>
-      <w:r>
-        <w:t>o</w:t>
-      </w:r>
-      <w:proofErr w:type="gramEnd"/>
-      <w:r>
-        <w:tab/>
-        <w:t>Working file upload API with sample files stored &amp; retrievable</w:t>
-      </w:r>
-    </w:p>
-    <w:p>
-      <w:r>
-        <w:t>________________________________________</w:t>
-      </w:r>
-    </w:p>
-    <w:p>
-      <w:r>
-        <w:t>Week 9 – API Documentation &amp; Testing</w:t>
-      </w:r>
-    </w:p>
-    <w:p>
-      <w:r>
-        <w:t>•</w:t>
-      </w:r>
-      <w:r>
-        <w:tab/>
-        <w:t>Learning:</w:t>
-      </w:r>
-    </w:p>
-    <w:p>
-      <w:proofErr w:type="gramStart"/>
-      <w:r>
-        <w:t>o</w:t>
-      </w:r>
-      <w:proofErr w:type="gramEnd"/>
-      <w:r>
-        <w:tab/>
-        <w:t>Writing API docs with Swagger/</w:t>
-      </w:r>
-      <w:proofErr w:type="spellStart"/>
-      <w:r>
-        <w:t>OpenAPI</w:t>
-      </w:r>
-      <w:proofErr w:type="spellEnd"/>
-      <w:r>
-        <w:t xml:space="preserve"> – both are the same</w:t>
-      </w:r>
-    </w:p>
-    <w:p>
-      <w:proofErr w:type="gramStart"/>
-      <w:r>
-        <w:t>o</w:t>
-      </w:r>
-      <w:proofErr w:type="gramEnd"/>
-      <w:r>
-        <w:tab/>
-        <w:t>Unit testing basics for backend endpoints</w:t>
-      </w:r>
-    </w:p>
-    <w:p>
-      <w:r>
-        <w:t>•</w:t>
-      </w:r>
-      <w:r>
-        <w:tab/>
-        <w:t>Doing:</w:t>
-      </w:r>
-    </w:p>
-    <w:p>
-      <w:proofErr w:type="gramStart"/>
-      <w:r>
-        <w:t>o</w:t>
-      </w:r>
-      <w:proofErr w:type="gramEnd"/>
-      <w:r>
-        <w:tab/>
-        <w:t>Add automated tests for core endpoints</w:t>
-      </w:r>
-    </w:p>
-    <w:p>
-      <w:proofErr w:type="gramStart"/>
-      <w:r>
-        <w:t>o</w:t>
-      </w:r>
-      <w:proofErr w:type="gramEnd"/>
-      <w:r>
-        <w:tab/>
-        <w:t>Generate API documentation</w:t>
-      </w:r>
-    </w:p>
-    <w:p>
-      <w:r>
-        <w:t>•</w:t>
-      </w:r>
-      <w:r>
-        <w:tab/>
-        <w:t>Deliverable:</w:t>
-      </w:r>
-    </w:p>
-    <w:p>
-      <w:proofErr w:type="gramStart"/>
-      <w:r>
-        <w:t>o</w:t>
-      </w:r>
-      <w:proofErr w:type="gramEnd"/>
-      <w:r>
-        <w:tab/>
-        <w:t>Public API docs + passing test results</w:t>
-      </w:r>
-    </w:p>
-    <w:p>
-      <w:r>
-        <w:lastRenderedPageBreak/>
-        <w:t>________________________________________</w:t>
-      </w:r>
-    </w:p>
-    <w:p>
-      <w:r>
-        <w:t>Week 10 – Deployment &amp; Environment Setup</w:t>
-      </w:r>
-    </w:p>
-    <w:p>
-      <w:r>
-        <w:t>•</w:t>
-      </w:r>
-      <w:r>
-        <w:tab/>
-        <w:t>Learning:</w:t>
-      </w:r>
-    </w:p>
-    <w:p>
-      <w:proofErr w:type="gramStart"/>
-      <w:r>
-        <w:t>o</w:t>
-      </w:r>
-      <w:proofErr w:type="gramEnd"/>
-      <w:r>
-        <w:tab/>
-        <w:t xml:space="preserve">Basics of deploying backend to </w:t>
-      </w:r>
-      <w:proofErr w:type="spellStart"/>
-      <w:r>
-        <w:rPr>
-          <w:color w:val="FF0000"/>
-        </w:rPr>
-        <w:t>Heroku</w:t>
-      </w:r>
-      <w:proofErr w:type="spellEnd"/>
-      <w:r>
-        <w:rPr>
-          <w:color w:val="FF0000"/>
-        </w:rPr>
-        <w:t>, Render, or Railway</w:t>
-      </w:r>
-      <w:r>
-        <w:rPr>
-          <w:color w:val="FF0000"/>
-        </w:rPr>
-        <w:t xml:space="preserve"> Feedback: use </w:t>
-      </w:r>
-      <w:proofErr w:type="spellStart"/>
-      <w:r>
-        <w:rPr>
-          <w:color w:val="FF0000"/>
-        </w:rPr>
-        <w:t>Netlify</w:t>
-      </w:r>
-      <w:proofErr w:type="spellEnd"/>
-      <w:r>
-        <w:rPr>
-          <w:color w:val="FF0000"/>
-        </w:rPr>
-        <w:t xml:space="preserve"> and </w:t>
-      </w:r>
-      <w:proofErr w:type="spellStart"/>
-      <w:r>
-        <w:rPr>
-          <w:color w:val="FF0000"/>
-        </w:rPr>
-        <w:t>Vercel</w:t>
-      </w:r>
-      <w:proofErr w:type="spellEnd"/>
-      <w:r>
-        <w:rPr>
-          <w:color w:val="FF0000"/>
-        </w:rPr>
-        <w:t xml:space="preserve"> instead, others paid, deployment websites, deploy app and send link out</w:t>
-      </w:r>
-    </w:p>
-    <w:p>
-      <w:proofErr w:type="gramStart"/>
-      <w:r>
-        <w:t>o</w:t>
-      </w:r>
-      <w:proofErr w:type="gramEnd"/>
-      <w:r>
-        <w:tab/>
-        <w:t xml:space="preserve">Using environment variables for </w:t>
-      </w:r>
-      <w:proofErr w:type="spellStart"/>
-      <w:r>
-        <w:t>config</w:t>
-      </w:r>
-      <w:proofErr w:type="spellEnd"/>
-    </w:p>
-    <w:p>
-      <w:r>
-        <w:t>•</w:t>
-      </w:r>
-      <w:r>
-        <w:tab/>
-        <w:t>Doing:</w:t>
-      </w:r>
-    </w:p>
-    <w:p>
-      <w:proofErr w:type="gramStart"/>
-      <w:r>
-        <w:t>o</w:t>
-      </w:r>
-      <w:proofErr w:type="gramEnd"/>
-      <w:r>
-        <w:tab/>
-        <w:t>Deploy app to staging environment</w:t>
-      </w:r>
-    </w:p>
-    <w:p>
-      <w:proofErr w:type="gramStart"/>
-      <w:r>
-        <w:t>o</w:t>
-      </w:r>
-      <w:proofErr w:type="gramEnd"/>
-      <w:r>
-        <w:tab/>
-        <w:t>Set up production database connection</w:t>
-      </w:r>
-    </w:p>
-    <w:p>
-      <w:r>
-        <w:t>•</w:t>
-      </w:r>
-      <w:r>
-        <w:tab/>
-        <w:t>Deliverable:</w:t>
-      </w:r>
-    </w:p>
-    <w:p>
-      <w:proofErr w:type="gramStart"/>
-      <w:r>
-        <w:t>o</w:t>
-      </w:r>
-      <w:proofErr w:type="gramEnd"/>
-      <w:r>
-        <w:tab/>
-        <w:t>Live staging URL with backend running</w:t>
-      </w:r>
-    </w:p>
-    <w:p>
-      <w:r>
-        <w:t>________________________________________</w:t>
-      </w:r>
-    </w:p>
-    <w:p>
-      <w:r>
-        <w:t>Week 11 – Final Features &amp; Polish</w:t>
-      </w:r>
-    </w:p>
-    <w:p>
-      <w:r>
-        <w:t>•</w:t>
-      </w:r>
-      <w:r>
-        <w:tab/>
-        <w:t>Learning:</w:t>
-      </w:r>
-    </w:p>
-    <w:p>
-      <w:proofErr w:type="gramStart"/>
-      <w:r>
-        <w:t>o</w:t>
-      </w:r>
-      <w:proofErr w:type="gramEnd"/>
-      <w:r>
-        <w:tab/>
-        <w:t>Error handling patterns in production apps</w:t>
-      </w:r>
-    </w:p>
-    <w:p>
-      <w:proofErr w:type="gramStart"/>
-      <w:r>
-        <w:t>o</w:t>
-      </w:r>
-      <w:proofErr w:type="gramEnd"/>
-      <w:r>
-        <w:tab/>
-        <w:t>Logging &amp; monitoring basics</w:t>
-      </w:r>
-    </w:p>
-    <w:p>
-      <w:r>
-        <w:t>•</w:t>
-      </w:r>
-      <w:r>
-        <w:tab/>
-        <w:t>Doing:</w:t>
-      </w:r>
-    </w:p>
-    <w:p>
-      <w:proofErr w:type="gramStart"/>
-      <w:r>
-        <w:t>o</w:t>
-      </w:r>
-      <w:proofErr w:type="gramEnd"/>
-      <w:r>
-        <w:tab/>
-        <w:t>Add search &amp; filtering for clients/projects</w:t>
-      </w:r>
-    </w:p>
-    <w:p>
-      <w:proofErr w:type="gramStart"/>
-      <w:r>
-        <w:t>o</w:t>
-      </w:r>
-      <w:proofErr w:type="gramEnd"/>
-      <w:r>
-        <w:tab/>
-        <w:t>Improve error messages &amp; validation</w:t>
-      </w:r>
-    </w:p>
-    <w:p>
-      <w:r>
-        <w:t>•</w:t>
-      </w:r>
-      <w:r>
-        <w:tab/>
-        <w:t>Deliverable:</w:t>
-      </w:r>
-    </w:p>
-    <w:p>
-      <w:proofErr w:type="gramStart"/>
-      <w:r>
-        <w:t>o</w:t>
-      </w:r>
-      <w:proofErr w:type="gramEnd"/>
-      <w:r>
-        <w:tab/>
-        <w:t>Final MVP backend ready for use</w:t>
-      </w:r>
-    </w:p>
-    <w:p>
-      <w:r>
-        <w:t>________________________________________</w:t>
-      </w:r>
-    </w:p>
-    <w:p>
-      <w:r>
-        <w:t>Week 12 – Final Testing &amp; Presentation</w:t>
-      </w:r>
-    </w:p>
-    <w:p>
-      <w:r>
-        <w:t>•</w:t>
-      </w:r>
-      <w:r>
-        <w:tab/>
-        <w:t>Learning:</w:t>
-      </w:r>
-    </w:p>
-    <w:p>
-      <w:proofErr w:type="gramStart"/>
-      <w:r>
-        <w:t>o</w:t>
-      </w:r>
-      <w:proofErr w:type="gramEnd"/>
-      <w:r>
-        <w:tab/>
-        <w:t>Presenting technical projects (slides, live demo)</w:t>
-      </w:r>
-    </w:p>
-    <w:p>
-      <w:proofErr w:type="gramStart"/>
-      <w:r>
-        <w:t>o</w:t>
-      </w:r>
-      <w:proofErr w:type="gramEnd"/>
-      <w:r>
-        <w:tab/>
-        <w:t>Writing portfolio-friendly project descriptions</w:t>
-      </w:r>
-    </w:p>
-    <w:p>
-      <w:r>
-        <w:t>•</w:t>
-      </w:r>
-      <w:r>
-        <w:tab/>
-        <w:t>Doing:</w:t>
-      </w:r>
-    </w:p>
-    <w:p>
-      <w:proofErr w:type="gramStart"/>
-      <w:r>
-        <w:t>o</w:t>
-      </w:r>
-      <w:proofErr w:type="gramEnd"/>
-      <w:r>
-        <w:tab/>
-        <w:t>Conduct end-to-end testing with sample data</w:t>
-      </w:r>
-    </w:p>
-    <w:p>
-      <w:proofErr w:type="gramStart"/>
-      <w:r>
-        <w:t>o</w:t>
-      </w:r>
-      <w:proofErr w:type="gramEnd"/>
-      <w:r>
-        <w:tab/>
-        <w:t>Record short demo video or screenshots for portfolio</w:t>
-      </w:r>
-    </w:p>
-    <w:p>
-      <w:r>
-        <w:lastRenderedPageBreak/>
-        <w:t>•</w:t>
-      </w:r>
-      <w:r>
-        <w:tab/>
-        <w:t>Deliverable:</w:t>
-      </w:r>
-    </w:p>
-    <w:p>
-      <w:proofErr w:type="gramStart"/>
-      <w:r>
-        <w:t>o</w:t>
-      </w:r>
-      <w:proofErr w:type="gramEnd"/>
-      <w:r>
-        <w:tab/>
-        <w:t>Final deployed backend + GitHub repo + portfolio entry</w:t>
-      </w:r>
-    </w:p>
-    <w:p/>
+        <w:t>Gather feature list for MVP (users, clients, projects, tasks, notes)</w:t>
+      </w:r>
+    </w:p>
+    <w:p>
+      <w:proofErr w:type="gramStart"/>
+      <w:r>
+        <w:t>o</w:t>
+      </w:r>
+      <w:proofErr w:type="gramEnd"/>
+      <w:r>
+        <w:tab/>
+        <w:t>Draw ERD for database</w:t>
+      </w:r>
+    </w:p>
     <w:p>
       <w:pPr>
         <w:rPr>
           <w:color w:val="FF0000"/>
         </w:rPr>
       </w:pPr>
+      <w:proofErr w:type="gramStart"/>
+      <w:r>
+        <w:t>o</w:t>
+      </w:r>
+      <w:proofErr w:type="gramEnd"/>
+      <w:r>
+        <w:tab/>
+      </w:r>
+      <w:r>
+        <w:rPr>
+          <w:color w:val="FF0000"/>
+        </w:rPr>
+        <w:t>Set up local database (PostgreSQL/MySQL)</w:t>
+      </w:r>
+      <w:r>
+        <w:rPr>
+          <w:color w:val="FF0000"/>
+        </w:rPr>
+        <w:t xml:space="preserve"> Feedback: not using PostgreSQL, suggest SQL lite</w:t>
+      </w:r>
+    </w:p>
+    <w:p>
+      <w:r>
+        <w:t>•</w:t>
+      </w:r>
+      <w:r>
+        <w:tab/>
+        <w:t>Deliverable:</w:t>
+      </w:r>
+    </w:p>
+    <w:p>
+      <w:proofErr w:type="gramStart"/>
+      <w:r>
+        <w:t>o</w:t>
+      </w:r>
+      <w:proofErr w:type="gramEnd"/>
+      <w:r>
+        <w:tab/>
+        <w:t>ERD diagram + database schema script in repo</w:t>
+      </w:r>
+    </w:p>
+    <w:p>
+      <w:r>
+        <w:t>________________________________________</w:t>
+      </w:r>
+    </w:p>
+    <w:p>
+      <w:r>
+        <w:t>Week 3 – User Authentication</w:t>
+      </w:r>
+    </w:p>
+    <w:p>
+      <w:r>
+        <w:t>•</w:t>
+      </w:r>
+      <w:r>
+        <w:tab/>
+        <w:t>Learning:</w:t>
+      </w:r>
+    </w:p>
+    <w:p>
+      <w:proofErr w:type="gramStart"/>
+      <w:r>
+        <w:t>o</w:t>
+      </w:r>
+      <w:proofErr w:type="gramEnd"/>
+      <w:r>
+        <w:tab/>
+        <w:t>How JWT (JSON Web Tokens) or session-based authentication works</w:t>
+      </w:r>
+    </w:p>
+    <w:p>
+      <w:proofErr w:type="gramStart"/>
+      <w:r>
+        <w:t>o</w:t>
+      </w:r>
+      <w:proofErr w:type="gramEnd"/>
+      <w:r>
+        <w:tab/>
+        <w:t>Security best practices for storing passwords (</w:t>
+      </w:r>
+      <w:proofErr w:type="spellStart"/>
+      <w:r>
+        <w:t>bcrypt</w:t>
+      </w:r>
+      <w:proofErr w:type="spellEnd"/>
+      <w:r>
+        <w:t xml:space="preserve"> hashing)</w:t>
+      </w:r>
+    </w:p>
+    <w:p>
+      <w:r>
+        <w:t>•</w:t>
+      </w:r>
+      <w:r>
+        <w:tab/>
+        <w:t>Doing:</w:t>
+      </w:r>
+    </w:p>
+    <w:p>
+      <w:proofErr w:type="gramStart"/>
+      <w:r>
+        <w:t>o</w:t>
+      </w:r>
+      <w:proofErr w:type="gramEnd"/>
+      <w:r>
+        <w:tab/>
+        <w:t>Implement user registration &amp; login API</w:t>
+      </w:r>
+    </w:p>
+    <w:p>
+      <w:proofErr w:type="gramStart"/>
+      <w:r>
+        <w:t>o</w:t>
+      </w:r>
+      <w:proofErr w:type="gramEnd"/>
+      <w:r>
+        <w:tab/>
+        <w:t>Store passwords securely</w:t>
+      </w:r>
+    </w:p>
+    <w:p>
+      <w:pPr>
+        <w:rPr>
+          <w:color w:val="FF0000"/>
+        </w:rPr>
+      </w:pPr>
+      <w:proofErr w:type="gramStart"/>
+      <w:r>
+        <w:t>o</w:t>
+      </w:r>
+      <w:proofErr w:type="gramEnd"/>
+      <w:r>
+        <w:tab/>
+        <w:t xml:space="preserve">Test authentication endpoints with </w:t>
+      </w:r>
+      <w:r>
+        <w:rPr>
+          <w:color w:val="FF0000"/>
+        </w:rPr>
+        <w:t>Postman</w:t>
+      </w:r>
+      <w:r>
+        <w:rPr>
+          <w:color w:val="FF0000"/>
+        </w:rPr>
+        <w:t xml:space="preserve"> – Feedback: not using Postman</w:t>
+      </w:r>
+    </w:p>
+    <w:p>
+      <w:r>
+        <w:t>•</w:t>
+      </w:r>
+      <w:r>
+        <w:tab/>
+        <w:t>Deliverable:</w:t>
+      </w:r>
+    </w:p>
+    <w:p>
+      <w:proofErr w:type="gramStart"/>
+      <w:r>
+        <w:t>o</w:t>
+      </w:r>
+      <w:proofErr w:type="gramEnd"/>
+      <w:r>
+        <w:tab/>
+        <w:t xml:space="preserve">Working </w:t>
+      </w:r>
+      <w:proofErr w:type="spellStart"/>
+      <w:r>
+        <w:t>auth</w:t>
+      </w:r>
+      <w:proofErr w:type="spellEnd"/>
+      <w:r>
+        <w:t xml:space="preserve"> endpoints with documentation in README</w:t>
+      </w:r>
+    </w:p>
+    <w:p>
+      <w:r>
+        <w:t>________________________________________</w:t>
+      </w:r>
+    </w:p>
+    <w:p>
+      <w:r>
+        <w:lastRenderedPageBreak/>
+        <w:t>Week 4 – Client Management CRUD</w:t>
+      </w:r>
+    </w:p>
+    <w:p>
+      <w:r>
+        <w:t>•</w:t>
+      </w:r>
+      <w:r>
+        <w:tab/>
+        <w:t>Learning:</w:t>
+      </w:r>
+    </w:p>
+    <w:p>
+      <w:proofErr w:type="gramStart"/>
+      <w:r>
+        <w:t>o</w:t>
+      </w:r>
+      <w:proofErr w:type="gramEnd"/>
+      <w:r>
+        <w:tab/>
+        <w:t>RESTful API design principles (GET, POST, PUT, DELETE)</w:t>
+      </w:r>
+    </w:p>
+    <w:p>
+      <w:proofErr w:type="gramStart"/>
+      <w:r>
+        <w:t>o</w:t>
+      </w:r>
+      <w:proofErr w:type="gramEnd"/>
+      <w:r>
+        <w:tab/>
+        <w:t>CRUD patterns with database integration</w:t>
+      </w:r>
+    </w:p>
+    <w:p>
+      <w:r>
+        <w:t>•</w:t>
+      </w:r>
+      <w:r>
+        <w:tab/>
+        <w:t>Doing:</w:t>
+      </w:r>
+    </w:p>
+    <w:p>
+      <w:proofErr w:type="gramStart"/>
+      <w:r>
+        <w:t>o</w:t>
+      </w:r>
+      <w:proofErr w:type="gramEnd"/>
+      <w:r>
+        <w:tab/>
+        <w:t>Create API endpoints for client records (name, contact info, notes)</w:t>
+      </w:r>
+    </w:p>
+    <w:p>
+      <w:proofErr w:type="gramStart"/>
+      <w:r>
+        <w:t>o</w:t>
+      </w:r>
+      <w:proofErr w:type="gramEnd"/>
+      <w:r>
+        <w:tab/>
+        <w:t>Validate inputs &amp; handle errors</w:t>
+      </w:r>
+    </w:p>
+    <w:p>
+      <w:r>
+        <w:t>•</w:t>
+      </w:r>
+      <w:r>
+        <w:tab/>
+        <w:t>Deliverable:</w:t>
+      </w:r>
+    </w:p>
+    <w:p>
+      <w:proofErr w:type="gramStart"/>
+      <w:r>
+        <w:t>o</w:t>
+      </w:r>
+      <w:proofErr w:type="gramEnd"/>
+      <w:r>
+        <w:tab/>
+        <w:t>API endpoints for managing clients, documented in README</w:t>
+      </w:r>
+    </w:p>
+    <w:p>
+      <w:r>
+        <w:t>________________________________________</w:t>
+      </w:r>
+    </w:p>
+    <w:p>
+      <w:r>
+        <w:t>Week 5 – Project Management CRUD</w:t>
+      </w:r>
+    </w:p>
+    <w:p>
+      <w:r>
+        <w:t>•</w:t>
+      </w:r>
+      <w:r>
+        <w:tab/>
+        <w:t>Learning:</w:t>
+      </w:r>
+    </w:p>
+    <w:p>
+      <w:proofErr w:type="gramStart"/>
+      <w:r>
+        <w:t>o</w:t>
+      </w:r>
+      <w:proofErr w:type="gramEnd"/>
+      <w:r>
+        <w:tab/>
+        <w:t>Foreign key relationships in SQL</w:t>
+      </w:r>
+    </w:p>
+    <w:p>
+      <w:proofErr w:type="gramStart"/>
+      <w:r>
+        <w:t>o</w:t>
+      </w:r>
+      <w:proofErr w:type="gramEnd"/>
+      <w:r>
+        <w:tab/>
+        <w:t>Querying joined data</w:t>
+      </w:r>
+    </w:p>
+    <w:p>
+      <w:r>
+        <w:t>•</w:t>
+      </w:r>
+      <w:r>
+        <w:tab/>
+        <w:t>Doing:</w:t>
+      </w:r>
+    </w:p>
+    <w:p>
+      <w:proofErr w:type="gramStart"/>
+      <w:r>
+        <w:t>o</w:t>
+      </w:r>
+      <w:proofErr w:type="gramEnd"/>
+      <w:r>
+        <w:tab/>
+        <w:t>Create endpoints for projects linked to clients</w:t>
+      </w:r>
+    </w:p>
+    <w:p>
+      <w:proofErr w:type="gramStart"/>
+      <w:r>
+        <w:t>o</w:t>
+      </w:r>
+      <w:proofErr w:type="gramEnd"/>
+      <w:r>
+        <w:tab/>
+        <w:t>Add filtering (projects by client)</w:t>
+      </w:r>
+    </w:p>
+    <w:p>
+      <w:r>
+        <w:t>•</w:t>
+      </w:r>
+      <w:r>
+        <w:tab/>
+        <w:t>Deliverable:</w:t>
+      </w:r>
+    </w:p>
+    <w:p>
+      <w:proofErr w:type="gramStart"/>
+      <w:r>
+        <w:t>o</w:t>
+      </w:r>
+      <w:proofErr w:type="gramEnd"/>
+      <w:r>
+        <w:tab/>
+        <w:t>Fully working project management API linked to clients</w:t>
+      </w:r>
+    </w:p>
+    <w:p>
+      <w:r>
+        <w:t>________________________________________</w:t>
+      </w:r>
+    </w:p>
+    <w:p>
+      <w:r>
+        <w:t>Week 6 – Task &amp; Notes Management</w:t>
+      </w:r>
+    </w:p>
+    <w:p>
+      <w:r>
+        <w:t>•</w:t>
+      </w:r>
+      <w:r>
+        <w:tab/>
+        <w:t>Learning:</w:t>
+      </w:r>
+    </w:p>
+    <w:p>
+      <w:proofErr w:type="gramStart"/>
+      <w:r>
+        <w:t>o</w:t>
+      </w:r>
+      <w:proofErr w:type="gramEnd"/>
+      <w:r>
+        <w:tab/>
+        <w:t>Data modeling for nested resources (tasks inside projects)</w:t>
+      </w:r>
+    </w:p>
+    <w:p>
+      <w:proofErr w:type="gramStart"/>
+      <w:r>
+        <w:t>o</w:t>
+      </w:r>
+      <w:proofErr w:type="gramEnd"/>
+      <w:r>
+        <w:tab/>
+        <w:t xml:space="preserve">Using query </w:t>
+      </w:r>
+      <w:proofErr w:type="spellStart"/>
+      <w:r>
+        <w:t>params</w:t>
+      </w:r>
+      <w:proofErr w:type="spellEnd"/>
+      <w:r>
+        <w:t xml:space="preserve"> for filtering</w:t>
+      </w:r>
+    </w:p>
+    <w:p>
+      <w:r>
+        <w:t>•</w:t>
+      </w:r>
+      <w:r>
+        <w:tab/>
+        <w:t>Doing:</w:t>
+      </w:r>
+    </w:p>
+    <w:p>
+      <w:proofErr w:type="gramStart"/>
+      <w:r>
+        <w:t>o</w:t>
+      </w:r>
+      <w:proofErr w:type="gramEnd"/>
+      <w:r>
+        <w:tab/>
+        <w:t>Add endpoints for tasks &amp; notes linked to projects</w:t>
+      </w:r>
+    </w:p>
+    <w:p>
+      <w:proofErr w:type="gramStart"/>
+      <w:r>
+        <w:t>o</w:t>
+      </w:r>
+      <w:proofErr w:type="gramEnd"/>
+      <w:r>
+        <w:tab/>
+        <w:t>Implement task status updates (pending, in progress, done)</w:t>
+      </w:r>
+    </w:p>
+    <w:p>
+      <w:r>
+        <w:t>•</w:t>
+      </w:r>
+      <w:r>
+        <w:tab/>
+        <w:t>Deliverable:</w:t>
+      </w:r>
+    </w:p>
+    <w:p>
+      <w:proofErr w:type="gramStart"/>
+      <w:r>
+        <w:t>o</w:t>
+      </w:r>
+      <w:proofErr w:type="gramEnd"/>
+      <w:r>
+        <w:tab/>
+        <w:t>Working task &amp; notes API, documented with examples</w:t>
+      </w:r>
+    </w:p>
+    <w:p>
+      <w:r>
+        <w:lastRenderedPageBreak/>
+        <w:t>________________________________________</w:t>
+      </w:r>
+    </w:p>
+    <w:p>
+      <w:r>
+        <w:t>Week 7 – Basic Dashboard Endpoint</w:t>
+      </w:r>
+    </w:p>
+    <w:p>
+      <w:r>
+        <w:t>•</w:t>
+      </w:r>
+      <w:r>
+        <w:tab/>
+        <w:t>Learning:</w:t>
+      </w:r>
+    </w:p>
+    <w:p>
+      <w:proofErr w:type="gramStart"/>
+      <w:r>
+        <w:t>o</w:t>
+      </w:r>
+      <w:proofErr w:type="gramEnd"/>
+      <w:r>
+        <w:tab/>
+        <w:t>Aggregation queries (COUNT, SUM, GROUP BY) in SQL</w:t>
+      </w:r>
+    </w:p>
+    <w:p>
+      <w:proofErr w:type="gramStart"/>
+      <w:r>
+        <w:t>o</w:t>
+      </w:r>
+      <w:proofErr w:type="gramEnd"/>
+      <w:r>
+        <w:tab/>
+        <w:t>Designing summary endpoints</w:t>
+      </w:r>
+    </w:p>
+    <w:p>
+      <w:r>
+        <w:t>•</w:t>
+      </w:r>
+      <w:r>
+        <w:tab/>
+        <w:t>Doing:</w:t>
+      </w:r>
+    </w:p>
+    <w:p>
+      <w:proofErr w:type="gramStart"/>
+      <w:r>
+        <w:t>o</w:t>
+      </w:r>
+      <w:proofErr w:type="gramEnd"/>
+      <w:r>
+        <w:tab/>
+        <w:t>Create API endpoint to fetch dashboard summary (total clients, projects, tasks completed)</w:t>
+      </w:r>
+    </w:p>
+    <w:p>
+      <w:r>
+        <w:t>•</w:t>
+      </w:r>
+      <w:r>
+        <w:tab/>
+        <w:t>Deliverable:</w:t>
+      </w:r>
+    </w:p>
+    <w:p>
+      <w:proofErr w:type="gramStart"/>
+      <w:r>
+        <w:t>o</w:t>
+      </w:r>
+      <w:proofErr w:type="gramEnd"/>
+      <w:r>
+        <w:tab/>
+        <w:t>/dashboard endpoint returning summary stats in JSON</w:t>
+      </w:r>
+    </w:p>
+    <w:p>
+      <w:r>
+        <w:t>________________________________________</w:t>
+      </w:r>
+    </w:p>
+    <w:p>
+      <w:r>
+        <w:t>Week 8 – File Uploads &amp; Storage</w:t>
+      </w:r>
+    </w:p>
+    <w:p>
+      <w:r>
+        <w:t>•</w:t>
+      </w:r>
+      <w:r>
+        <w:tab/>
+        <w:t>Learning:</w:t>
+      </w:r>
+    </w:p>
+    <w:p>
+      <w:proofErr w:type="gramStart"/>
+      <w:r>
+        <w:t>o</w:t>
+      </w:r>
+      <w:proofErr w:type="gramEnd"/>
+      <w:r>
+        <w:tab/>
+        <w:t>Handling file uploads in backend</w:t>
+      </w:r>
+    </w:p>
+    <w:p>
+      <w:proofErr w:type="gramStart"/>
+      <w:r>
+        <w:t>o</w:t>
+      </w:r>
+      <w:proofErr w:type="gramEnd"/>
+      <w:r>
+        <w:tab/>
+        <w:t>Storing files locally vs</w:t>
+      </w:r>
+      <w:r>
+        <w:rPr>
+          <w:color w:val="FF0000"/>
+        </w:rPr>
+        <w:t>. cloud storage (AWS S3 basics)</w:t>
+      </w:r>
+      <w:r>
+        <w:rPr>
+          <w:color w:val="FF0000"/>
+        </w:rPr>
+        <w:t xml:space="preserve"> – feedback: no AWS</w:t>
+      </w:r>
+    </w:p>
+    <w:p>
+      <w:r>
+        <w:t>•</w:t>
+      </w:r>
+      <w:r>
+        <w:tab/>
+        <w:t>Doing:</w:t>
+      </w:r>
+    </w:p>
+    <w:p>
+      <w:proofErr w:type="gramStart"/>
+      <w:r>
+        <w:t>o</w:t>
+      </w:r>
+      <w:proofErr w:type="gramEnd"/>
+      <w:r>
+        <w:tab/>
+        <w:t>Allow users to upload documents/images to projects</w:t>
+      </w:r>
+    </w:p>
+    <w:p>
+      <w:proofErr w:type="gramStart"/>
+      <w:r>
+        <w:t>o</w:t>
+      </w:r>
+      <w:proofErr w:type="gramEnd"/>
+      <w:r>
+        <w:tab/>
+        <w:t>Store &amp; retrieve file URLs from database</w:t>
+      </w:r>
+    </w:p>
+    <w:p>
+      <w:r>
+        <w:t>•</w:t>
+      </w:r>
+      <w:r>
+        <w:tab/>
+        <w:t>Deliverable:</w:t>
+      </w:r>
+    </w:p>
+    <w:p>
+      <w:proofErr w:type="gramStart"/>
+      <w:r>
+        <w:t>o</w:t>
+      </w:r>
+      <w:proofErr w:type="gramEnd"/>
+      <w:r>
+        <w:tab/>
+        <w:t>Working file upload API with sample files stored &amp; retrievable</w:t>
+      </w:r>
+    </w:p>
+    <w:p>
+      <w:r>
+        <w:t>________________________________________</w:t>
+      </w:r>
+    </w:p>
+    <w:p>
+      <w:r>
+        <w:t>Week 9 – API Documentation &amp; Testing</w:t>
+      </w:r>
+    </w:p>
+    <w:p>
+      <w:r>
+        <w:t>•</w:t>
+      </w:r>
+      <w:r>
+        <w:tab/>
+        <w:t>Learning:</w:t>
+      </w:r>
+    </w:p>
+    <w:p>
+      <w:proofErr w:type="gramStart"/>
+      <w:r>
+        <w:t>o</w:t>
+      </w:r>
+      <w:proofErr w:type="gramEnd"/>
+      <w:r>
+        <w:tab/>
+        <w:t>Writing API docs with Swagger/</w:t>
+      </w:r>
+      <w:proofErr w:type="spellStart"/>
+      <w:r>
+        <w:t>OpenAPI</w:t>
+      </w:r>
+      <w:proofErr w:type="spellEnd"/>
+      <w:r>
+        <w:t xml:space="preserve"> – both are the same</w:t>
+      </w:r>
+    </w:p>
+    <w:p>
+      <w:proofErr w:type="gramStart"/>
+      <w:r>
+        <w:t>o</w:t>
+      </w:r>
+      <w:proofErr w:type="gramEnd"/>
+      <w:r>
+        <w:tab/>
+        <w:t>Unit testing basics for backend endpoints</w:t>
+      </w:r>
+    </w:p>
+    <w:p>
+      <w:r>
+        <w:t>•</w:t>
+      </w:r>
+      <w:r>
+        <w:tab/>
+        <w:t>Doing:</w:t>
+      </w:r>
+    </w:p>
+    <w:p>
+      <w:proofErr w:type="gramStart"/>
+      <w:r>
+        <w:t>o</w:t>
+      </w:r>
+      <w:proofErr w:type="gramEnd"/>
+      <w:r>
+        <w:tab/>
+        <w:t>Add automated tests for core endpoints</w:t>
+      </w:r>
+    </w:p>
+    <w:p>
+      <w:proofErr w:type="gramStart"/>
+      <w:r>
+        <w:t>o</w:t>
+      </w:r>
+      <w:proofErr w:type="gramEnd"/>
+      <w:r>
+        <w:tab/>
+        <w:t>Generate API documentation</w:t>
+      </w:r>
+    </w:p>
+    <w:p>
+      <w:r>
+        <w:t>•</w:t>
+      </w:r>
+      <w:r>
+        <w:tab/>
+        <w:t>Deliverable:</w:t>
+      </w:r>
+    </w:p>
+    <w:p>
+      <w:proofErr w:type="gramStart"/>
+      <w:r>
+        <w:t>o</w:t>
+      </w:r>
+      <w:proofErr w:type="gramEnd"/>
+      <w:r>
+        <w:tab/>
+        <w:t>Public API docs + passing test results</w:t>
+      </w:r>
+    </w:p>
+    <w:p>
+      <w:r>
+        <w:lastRenderedPageBreak/>
+        <w:t>________________________________________</w:t>
+      </w:r>
+    </w:p>
+    <w:p>
+      <w:r>
+        <w:t>Week 10 – Deployment &amp; Environment Setup</w:t>
+      </w:r>
+    </w:p>
+    <w:p>
+      <w:r>
+        <w:t>•</w:t>
+      </w:r>
+      <w:r>
+        <w:tab/>
+        <w:t>Learning:</w:t>
+      </w:r>
+    </w:p>
+    <w:p>
+      <w:proofErr w:type="gramStart"/>
+      <w:r>
+        <w:t>o</w:t>
+      </w:r>
+      <w:proofErr w:type="gramEnd"/>
+      <w:r>
+        <w:tab/>
+        <w:t xml:space="preserve">Basics of deploying backend to </w:t>
+      </w:r>
+      <w:proofErr w:type="spellStart"/>
+      <w:r>
+        <w:rPr>
+          <w:color w:val="FF0000"/>
+        </w:rPr>
+        <w:t>Heroku</w:t>
+      </w:r>
+      <w:proofErr w:type="spellEnd"/>
+      <w:r>
+        <w:rPr>
+          <w:color w:val="FF0000"/>
+        </w:rPr>
+        <w:t>, Render, or Railway</w:t>
+      </w:r>
+      <w:r>
+        <w:rPr>
+          <w:color w:val="FF0000"/>
+        </w:rPr>
+        <w:t xml:space="preserve"> Feedback: use </w:t>
+      </w:r>
+      <w:proofErr w:type="spellStart"/>
+      <w:r>
+        <w:rPr>
+          <w:color w:val="FF0000"/>
+        </w:rPr>
+        <w:t>Netlify</w:t>
+      </w:r>
+      <w:proofErr w:type="spellEnd"/>
+      <w:r>
+        <w:rPr>
+          <w:color w:val="FF0000"/>
+        </w:rPr>
+        <w:t xml:space="preserve"> and </w:t>
+      </w:r>
+      <w:proofErr w:type="spellStart"/>
+      <w:r>
+        <w:rPr>
+          <w:color w:val="FF0000"/>
+        </w:rPr>
+        <w:t>Vercel</w:t>
+      </w:r>
+      <w:proofErr w:type="spellEnd"/>
+      <w:r>
+        <w:rPr>
+          <w:color w:val="FF0000"/>
+        </w:rPr>
+        <w:t xml:space="preserve"> instead, others paid, deployment websites, deploy app and send link out</w:t>
+      </w:r>
+    </w:p>
+    <w:p>
+      <w:proofErr w:type="gramStart"/>
+      <w:r>
+        <w:t>o</w:t>
+      </w:r>
+      <w:proofErr w:type="gramEnd"/>
+      <w:r>
+        <w:tab/>
+        <w:t xml:space="preserve">Using environment variables for </w:t>
+      </w:r>
+      <w:proofErr w:type="spellStart"/>
+      <w:r>
+        <w:t>config</w:t>
+      </w:r>
+      <w:proofErr w:type="spellEnd"/>
+    </w:p>
+    <w:p>
+      <w:r>
+        <w:t>•</w:t>
+      </w:r>
+      <w:r>
+        <w:tab/>
+        <w:t>Doing:</w:t>
+      </w:r>
+    </w:p>
+    <w:p>
+      <w:proofErr w:type="gramStart"/>
+      <w:r>
+        <w:t>o</w:t>
+      </w:r>
+      <w:proofErr w:type="gramEnd"/>
+      <w:r>
+        <w:tab/>
+        <w:t>Deploy app to staging environment</w:t>
+      </w:r>
+    </w:p>
+    <w:p>
+      <w:proofErr w:type="gramStart"/>
+      <w:r>
+        <w:t>o</w:t>
+      </w:r>
+      <w:proofErr w:type="gramEnd"/>
+      <w:r>
+        <w:tab/>
+        <w:t>Set up production database connection</w:t>
+      </w:r>
+    </w:p>
+    <w:p>
+      <w:r>
+        <w:t>•</w:t>
+      </w:r>
+      <w:r>
+        <w:tab/>
+        <w:t>Deliverable:</w:t>
+      </w:r>
+    </w:p>
+    <w:p>
+      <w:proofErr w:type="gramStart"/>
+      <w:r>
+        <w:t>o</w:t>
+      </w:r>
+      <w:proofErr w:type="gramEnd"/>
+      <w:r>
+        <w:tab/>
+        <w:t>Live staging URL with backend running</w:t>
+      </w:r>
+    </w:p>
+    <w:p>
+      <w:r>
+        <w:t>________________________________________</w:t>
+      </w:r>
+    </w:p>
+    <w:p>
+      <w:r>
+        <w:t>Week 11 – Final Features &amp; Polish</w:t>
+      </w:r>
+    </w:p>
+    <w:p>
+      <w:r>
+        <w:t>•</w:t>
+      </w:r>
+      <w:r>
+        <w:tab/>
+        <w:t>Learning:</w:t>
+      </w:r>
+    </w:p>
+    <w:p>
+      <w:proofErr w:type="gramStart"/>
+      <w:r>
+        <w:t>o</w:t>
+      </w:r>
+      <w:proofErr w:type="gramEnd"/>
+      <w:r>
+        <w:tab/>
+        <w:t>Error handling patterns in production apps</w:t>
+      </w:r>
+    </w:p>
+    <w:p>
+      <w:proofErr w:type="gramStart"/>
+      <w:r>
+        <w:t>o</w:t>
+      </w:r>
+      <w:proofErr w:type="gramEnd"/>
+      <w:r>
+        <w:tab/>
+        <w:t>Logging &amp; monitoring basics</w:t>
+      </w:r>
+    </w:p>
+    <w:p>
+      <w:r>
+        <w:t>•</w:t>
+      </w:r>
+      <w:r>
+        <w:tab/>
+        <w:t>Doing:</w:t>
+      </w:r>
+    </w:p>
+    <w:p>
+      <w:proofErr w:type="gramStart"/>
+      <w:r>
+        <w:t>o</w:t>
+      </w:r>
+      <w:proofErr w:type="gramEnd"/>
+      <w:r>
+        <w:tab/>
+        <w:t>Add search &amp; filtering for clients/projects</w:t>
+      </w:r>
+    </w:p>
+    <w:p>
+      <w:proofErr w:type="gramStart"/>
+      <w:r>
+        <w:t>o</w:t>
+      </w:r>
+      <w:proofErr w:type="gramEnd"/>
+      <w:r>
+        <w:tab/>
+        <w:t>Improve error messages &amp; validation</w:t>
+      </w:r>
+    </w:p>
+    <w:p>
+      <w:r>
+        <w:t>•</w:t>
+      </w:r>
+      <w:r>
+        <w:tab/>
+        <w:t>Deliverable:</w:t>
+      </w:r>
+    </w:p>
+    <w:p>
+      <w:proofErr w:type="gramStart"/>
+      <w:r>
+        <w:t>o</w:t>
+      </w:r>
+      <w:proofErr w:type="gramEnd"/>
+      <w:r>
+        <w:tab/>
+        <w:t>Final MVP backend ready for use</w:t>
+      </w:r>
+    </w:p>
+    <w:p>
+      <w:r>
+        <w:t>________________________________________</w:t>
+      </w:r>
+    </w:p>
+    <w:p>
+      <w:r>
+        <w:t>Week 12 – Final Testing &amp; Presentation</w:t>
+      </w:r>
+    </w:p>
+    <w:p>
+      <w:r>
+        <w:t>•</w:t>
+      </w:r>
+      <w:r>
+        <w:tab/>
+        <w:t>Learning:</w:t>
+      </w:r>
+    </w:p>
+    <w:p>
+      <w:proofErr w:type="gramStart"/>
+      <w:r>
+        <w:t>o</w:t>
+      </w:r>
+      <w:proofErr w:type="gramEnd"/>
+      <w:r>
+        <w:tab/>
+        <w:t>Presenting technical projects (slides, live demo)</w:t>
+      </w:r>
+    </w:p>
+    <w:p>
+      <w:proofErr w:type="gramStart"/>
+      <w:r>
+        <w:t>o</w:t>
+      </w:r>
+      <w:proofErr w:type="gramEnd"/>
+      <w:r>
+        <w:tab/>
+        <w:t>Writing portfolio-friendly project descriptions</w:t>
+      </w:r>
+    </w:p>
+    <w:p>
+      <w:r>
+        <w:t>•</w:t>
+      </w:r>
+      <w:r>
+        <w:tab/>
+        <w:t>Doing:</w:t>
+      </w:r>
+    </w:p>
+    <w:p>
+      <w:proofErr w:type="gramStart"/>
+      <w:r>
+        <w:t>o</w:t>
+      </w:r>
+      <w:proofErr w:type="gramEnd"/>
+      <w:r>
+        <w:tab/>
+        <w:t>Conduct end-to-end testing with sample data</w:t>
+      </w:r>
+    </w:p>
+    <w:p>
+      <w:proofErr w:type="gramStart"/>
+      <w:r>
+        <w:t>o</w:t>
+      </w:r>
+      <w:proofErr w:type="gramEnd"/>
+      <w:r>
+        <w:tab/>
+        <w:t>Record short demo video or screenshots for portfolio</w:t>
+      </w:r>
+    </w:p>
+    <w:p>
+      <w:r>
+        <w:lastRenderedPageBreak/>
+        <w:t>•</w:t>
+      </w:r>
+      <w:r>
+        <w:tab/>
+        <w:t>Deliverable:</w:t>
+      </w:r>
+    </w:p>
+    <w:p>
+      <w:proofErr w:type="gramStart"/>
+      <w:r>
+        <w:t>o</w:t>
+      </w:r>
+      <w:proofErr w:type="gramEnd"/>
+      <w:r>
+        <w:tab/>
+        <w:t>Final deployed backend + GitHub repo + portfolio entry</w:t>
+      </w:r>
+    </w:p>
+    <w:p/>
+    <w:p>
+      <w:pPr>
+        <w:rPr>
+          <w:color w:val="FF0000"/>
+        </w:rPr>
+      </w:pPr>
       <w:r>
         <w:rPr>
           <w:color w:val="FF0000"/>
@@ -1477,6 +1503,7 @@
         </w:rPr>
         <w:t xml:space="preserve"> Short and simple. Like use </w:t>
       </w:r>
+      <w:bookmarkStart w:id="0" w:name="_GoBack"/>
       <w:proofErr w:type="spellStart"/>
       <w:r>
         <w:rPr>
@@ -1498,6 +1525,7 @@
         </w:rPr>
         <w:t>ShadCN</w:t>
       </w:r>
+      <w:bookmarkEnd w:id="0"/>
       <w:proofErr w:type="spellEnd"/>
       <w:r>
         <w:rPr>
@@ -1505,8 +1533,6 @@
         </w:rPr>
         <w:t>, component based language. More focus on backend, some frontend to show and visualize this project. Make frontend simple.</w:t>
       </w:r>
-      <w:bookmarkStart w:id="0" w:name="_GoBack"/>
-      <w:bookmarkEnd w:id="0"/>
     </w:p>
     <w:p/>
     <w:p>
